--- a/Part A bida25-062 1.docx
+++ b/Part A bida25-062 1.docx
@@ -260,7 +260,43 @@
           <w:szCs w:val="28"/>
           <w:lang w:val="en-GB"/>
         </w:rPr>
-        <w:t>Our website is a mix of both informational and portfolio website. Its main focus is to attract customers, provide information on the services provided at FitLife Hub as well as showcase work or skills on monitoring one’s fitness progress. To get started with our programme we have provided contacts for outreach on the website.</w:t>
+        <w:t xml:space="preserve">Our website is a mix of both informational and portfolio website. Its </w:t>
+      </w:r>
+      <w:proofErr w:type="gramStart"/>
+      <w:r>
+        <w:rPr>
+          <w:sz w:val="28"/>
+          <w:szCs w:val="28"/>
+          <w:lang w:val="en-GB"/>
+        </w:rPr>
+        <w:t>main focus</w:t>
+      </w:r>
+      <w:proofErr w:type="gramEnd"/>
+      <w:r>
+        <w:rPr>
+          <w:sz w:val="28"/>
+          <w:szCs w:val="28"/>
+          <w:lang w:val="en-GB"/>
+        </w:rPr>
+        <w:t xml:space="preserve"> is to attract customers, provide information on the services provided at </w:t>
+      </w:r>
+      <w:proofErr w:type="spellStart"/>
+      <w:r>
+        <w:rPr>
+          <w:sz w:val="28"/>
+          <w:szCs w:val="28"/>
+          <w:lang w:val="en-GB"/>
+        </w:rPr>
+        <w:t>FitLife</w:t>
+      </w:r>
+      <w:proofErr w:type="spellEnd"/>
+      <w:r>
+        <w:rPr>
+          <w:sz w:val="28"/>
+          <w:szCs w:val="28"/>
+          <w:lang w:val="en-GB"/>
+        </w:rPr>
+        <w:t xml:space="preserve"> Hub as well as showcase work or skills on monitoring one’s fitness progress. To get started with our programme we have provided contacts for outreach on the website.</w:t>
       </w:r>
     </w:p>
     <w:p>
@@ -355,6 +391,17 @@
           <w:lang w:val="en-GB"/>
         </w:rPr>
         <w:lastRenderedPageBreak/>
+        <w:t>2)</w:t>
+      </w:r>
+      <w:r>
+        <w:rPr>
+          <w:b/>
+          <w:bCs/>
+          <w:sz w:val="28"/>
+          <w:szCs w:val="28"/>
+          <w:u w:val="single"/>
+          <w:lang w:val="en-GB"/>
+        </w:rPr>
         <w:t>Information design and Taxonomy</w:t>
       </w:r>
     </w:p>
@@ -391,7 +438,25 @@
           <w:szCs w:val="28"/>
           <w:lang w:val="en-GB"/>
         </w:rPr>
-        <w:t xml:space="preserve">These make the website easier to navigate and browse other pages once clicked will lead to more detailed information on the particular page clicked. </w:t>
+        <w:t xml:space="preserve">These make the website easier to navigate and browse other pages once clicked will lead to more detailed information on the </w:t>
+      </w:r>
+      <w:proofErr w:type="gramStart"/>
+      <w:r>
+        <w:rPr>
+          <w:sz w:val="28"/>
+          <w:szCs w:val="28"/>
+          <w:lang w:val="en-GB"/>
+        </w:rPr>
+        <w:t>particular page</w:t>
+      </w:r>
+      <w:proofErr w:type="gramEnd"/>
+      <w:r>
+        <w:rPr>
+          <w:sz w:val="28"/>
+          <w:szCs w:val="28"/>
+          <w:lang w:val="en-GB"/>
+        </w:rPr>
+        <w:t xml:space="preserve"> clicked. </w:t>
       </w:r>
       <w:r>
         <w:rPr>
@@ -437,6 +502,7 @@
         </w:rPr>
         <w:t xml:space="preserve">The homepage uses the </w:t>
       </w:r>
+      <w:proofErr w:type="gramStart"/>
       <w:r>
         <w:rPr>
           <w:sz w:val="28"/>
@@ -449,7 +515,15 @@
           <w:sz w:val="28"/>
           <w:szCs w:val="28"/>
         </w:rPr>
-        <w:t xml:space="preserve">card </w:t>
+        <w:t>card</w:t>
+      </w:r>
+      <w:proofErr w:type="gramEnd"/>
+      <w:r>
+        <w:rPr>
+          <w:sz w:val="28"/>
+          <w:szCs w:val="28"/>
+        </w:rPr>
+        <w:t xml:space="preserve"> </w:t>
       </w:r>
       <w:r>
         <w:rPr>
@@ -510,7 +584,6 @@
       <w:r>
         <w:rPr>
           <w:rFonts w:ascii="Times New Roman" w:eastAsia="Times New Roman" w:hAnsi="Times New Roman" w:cs="Times New Roman"/>
-          <w:lang/>
         </w:rPr>
         <w:t xml:space="preserve"> </w:t>
       </w:r>
@@ -519,8 +592,17 @@
           <w:sz w:val="28"/>
           <w:szCs w:val="28"/>
         </w:rPr>
-        <w:t>The site relies on content types  cards</w:t>
-      </w:r>
+        <w:t xml:space="preserve">The site relies on content </w:t>
+      </w:r>
+      <w:proofErr w:type="gramStart"/>
+      <w:r>
+        <w:rPr>
+          <w:sz w:val="28"/>
+          <w:szCs w:val="28"/>
+        </w:rPr>
+        <w:t>types  cards</w:t>
+      </w:r>
+      <w:proofErr w:type="gramEnd"/>
       <w:r>
         <w:rPr>
           <w:sz w:val="28"/>
@@ -1059,73 +1141,32 @@
         </w:rPr>
         <w:t xml:space="preserve"> </w:t>
       </w:r>
-    </w:p>
-    <w:p>
-      <w:pPr>
-        <w:rPr>
-          <w:b/>
-          <w:bCs/>
-          <w:sz w:val="28"/>
-          <w:szCs w:val="28"/>
-          <w:u w:val="single"/>
-          <w:lang w:val="en-GB"/>
-        </w:rPr>
-      </w:pPr>
-    </w:p>
-    <w:p>
-      <w:pPr>
-        <w:rPr>
-          <w:b/>
-          <w:bCs/>
-          <w:sz w:val="28"/>
-          <w:szCs w:val="28"/>
-          <w:u w:val="single"/>
-          <w:lang w:val="en-GB"/>
-        </w:rPr>
-      </w:pPr>
-      <w:r>
-        <w:rPr>
-          <w:b/>
-          <w:bCs/>
-          <w:sz w:val="28"/>
-          <w:szCs w:val="28"/>
-          <w:u w:val="single"/>
-          <w:lang w:val="en-GB"/>
-        </w:rPr>
-        <w:t>Workout page</w:t>
-      </w:r>
-      <w:r>
-        <w:rPr>
-          <w:b/>
-          <w:bCs/>
-          <w:sz w:val="28"/>
-          <w:szCs w:val="28"/>
-          <w:u w:val="single"/>
-          <w:lang w:val="en-GB"/>
-        </w:rPr>
-        <w:t xml:space="preserve"> </w:t>
-      </w:r>
-      <w:r>
-        <w:rPr>
+      <w:r>
+        <w:rPr>
+          <w:b/>
+          <w:bCs/>
+          <w:sz w:val="28"/>
+          <w:szCs w:val="28"/>
+          <w:u w:val="single"/>
+          <w:lang w:val="en-GB"/>
+        </w:rPr>
+        <w:br/>
+      </w:r>
+      <w:r>
+        <w:rPr>
+          <w:b/>
+          <w:bCs/>
           <w:noProof/>
-        </w:rPr>
-        <w:br/>
-      </w:r>
-      <w:r>
-        <w:rPr>
-          <w:b/>
-          <w:bCs/>
-          <w:noProof/>
           <w:sz w:val="28"/>
           <w:szCs w:val="28"/>
           <w:u w:val="single"/>
           <w:lang w:val="en-GB"/>
         </w:rPr>
         <w:drawing>
-          <wp:inline distT="0" distB="0" distL="0" distR="0" wp14:anchorId="413D0998" wp14:editId="772151C8">
-            <wp:extent cx="5046133" cy="4772025"/>
-            <wp:effectExtent l="0" t="0" r="2540" b="0"/>
-            <wp:docPr id="1983210880" name="Picture 3"/>
+          <wp:inline distT="0" distB="0" distL="0" distR="0" wp14:anchorId="772178D9" wp14:editId="161086C8">
+            <wp:extent cx="4168140" cy="5334000"/>
+            <wp:effectExtent l="0" t="0" r="3810" b="0"/>
+            <wp:docPr id="1612513224" name="Picture 1"/>
             <wp:cNvGraphicFramePr>
               <a:graphicFrameLocks xmlns:a="http://schemas.openxmlformats.org/drawingml/2006/main" noChangeAspect="1"/>
             </wp:cNvGraphicFramePr>
@@ -1133,7 +1174,7 @@
               <a:graphicData uri="http://schemas.openxmlformats.org/drawingml/2006/picture">
                 <pic:pic xmlns:pic="http://schemas.openxmlformats.org/drawingml/2006/picture">
                   <pic:nvPicPr>
-                    <pic:cNvPr id="1983210880" name="Picture 1983210880"/>
+                    <pic:cNvPr id="1612513224" name="Picture 1612513224"/>
                     <pic:cNvPicPr/>
                   </pic:nvPicPr>
                   <pic:blipFill>
@@ -1151,7 +1192,123 @@
                   <pic:spPr>
                     <a:xfrm>
                       <a:off x="0" y="0"/>
-                      <a:ext cx="5055581" cy="4780960"/>
+                      <a:ext cx="4178195" cy="5346868"/>
+                    </a:xfrm>
+                    <a:prstGeom prst="rect">
+                      <a:avLst/>
+                    </a:prstGeom>
+                  </pic:spPr>
+                </pic:pic>
+              </a:graphicData>
+            </a:graphic>
+          </wp:inline>
+        </w:drawing>
+      </w:r>
+      <w:r>
+        <w:rPr>
+          <w:b/>
+          <w:bCs/>
+          <w:sz w:val="28"/>
+          <w:szCs w:val="28"/>
+          <w:u w:val="single"/>
+          <w:lang w:val="en-GB"/>
+        </w:rPr>
+        <w:t xml:space="preserve"> </w:t>
+      </w:r>
+    </w:p>
+    <w:p>
+      <w:pPr>
+        <w:rPr>
+          <w:b/>
+          <w:bCs/>
+          <w:sz w:val="28"/>
+          <w:szCs w:val="28"/>
+          <w:u w:val="single"/>
+          <w:lang w:val="en-GB"/>
+        </w:rPr>
+      </w:pPr>
+    </w:p>
+    <w:p>
+      <w:pPr>
+        <w:rPr>
+          <w:b/>
+          <w:bCs/>
+          <w:sz w:val="28"/>
+          <w:szCs w:val="28"/>
+          <w:u w:val="single"/>
+          <w:lang w:val="en-GB"/>
+        </w:rPr>
+      </w:pPr>
+      <w:r>
+        <w:rPr>
+          <w:b/>
+          <w:bCs/>
+          <w:sz w:val="28"/>
+          <w:szCs w:val="28"/>
+          <w:u w:val="single"/>
+          <w:lang w:val="en-GB"/>
+        </w:rPr>
+        <w:lastRenderedPageBreak/>
+        <w:t>Workout page</w:t>
+      </w:r>
+      <w:r>
+        <w:rPr>
+          <w:b/>
+          <w:bCs/>
+          <w:sz w:val="28"/>
+          <w:szCs w:val="28"/>
+          <w:u w:val="single"/>
+          <w:lang w:val="en-GB"/>
+        </w:rPr>
+        <w:t xml:space="preserve"> </w:t>
+      </w:r>
+      <w:r>
+        <w:rPr>
+          <w:noProof/>
+        </w:rPr>
+        <w:br/>
+      </w:r>
+      <w:r>
+        <w:rPr>
+          <w:b/>
+          <w:bCs/>
+          <w:noProof/>
+          <w:sz w:val="28"/>
+          <w:szCs w:val="28"/>
+          <w:u w:val="single"/>
+          <w:lang w:val="en-GB"/>
+        </w:rPr>
+        <w:drawing>
+          <wp:inline distT="0" distB="0" distL="0" distR="0" wp14:anchorId="3EDD57DC" wp14:editId="46BB6727">
+            <wp:extent cx="4213860" cy="6847114"/>
+            <wp:effectExtent l="0" t="0" r="0" b="0"/>
+            <wp:docPr id="319873385" name="Picture 2"/>
+            <wp:cNvGraphicFramePr>
+              <a:graphicFrameLocks xmlns:a="http://schemas.openxmlformats.org/drawingml/2006/main" noChangeAspect="1"/>
+            </wp:cNvGraphicFramePr>
+            <a:graphic xmlns:a="http://schemas.openxmlformats.org/drawingml/2006/main">
+              <a:graphicData uri="http://schemas.openxmlformats.org/drawingml/2006/picture">
+                <pic:pic xmlns:pic="http://schemas.openxmlformats.org/drawingml/2006/picture">
+                  <pic:nvPicPr>
+                    <pic:cNvPr id="319873385" name="Picture 319873385"/>
+                    <pic:cNvPicPr/>
+                  </pic:nvPicPr>
+                  <pic:blipFill>
+                    <a:blip r:embed="rId15">
+                      <a:extLst>
+                        <a:ext uri="{28A0092B-C50C-407E-A947-70E740481C1C}">
+                          <a14:useLocalDpi xmlns:a14="http://schemas.microsoft.com/office/drawing/2010/main" val="0"/>
+                        </a:ext>
+                      </a:extLst>
+                    </a:blip>
+                    <a:stretch>
+                      <a:fillRect/>
+                    </a:stretch>
+                  </pic:blipFill>
+                  <pic:spPr>
+                    <a:xfrm>
+                      <a:off x="0" y="0"/>
+                      <a:ext cx="4229274" cy="6872161"/>
                     </a:xfrm>
                     <a:prstGeom prst="rect">
                       <a:avLst/>
@@ -1230,7 +1387,7 @@
                     <pic:cNvPicPr/>
                   </pic:nvPicPr>
                   <pic:blipFill>
-                    <a:blip r:embed="rId15">
+                    <a:blip r:embed="rId16">
                       <a:extLst>
                         <a:ext uri="{28A0092B-C50C-407E-A947-70E740481C1C}">
                           <a14:useLocalDpi xmlns:a14="http://schemas.microsoft.com/office/drawing/2010/main" val="0"/>
@@ -1448,7 +1605,7 @@
                     <pic:cNvPicPr/>
                   </pic:nvPicPr>
                   <pic:blipFill>
-                    <a:blip r:embed="rId16">
+                    <a:blip r:embed="rId17">
                       <a:extLst>
                         <a:ext uri="{28A0092B-C50C-407E-A947-70E740481C1C}">
                           <a14:useLocalDpi xmlns:a14="http://schemas.microsoft.com/office/drawing/2010/main" val="0"/>
@@ -1552,7 +1709,7 @@
                     <pic:cNvPicPr/>
                   </pic:nvPicPr>
                   <pic:blipFill>
-                    <a:blip r:embed="rId17">
+                    <a:blip r:embed="rId18">
                       <a:extLst>
                         <a:ext uri="{28A0092B-C50C-407E-A947-70E740481C1C}">
                           <a14:useLocalDpi xmlns:a14="http://schemas.microsoft.com/office/drawing/2010/main" val="0"/>
@@ -1674,7 +1831,6 @@
           <w:sz w:val="28"/>
           <w:szCs w:val="28"/>
           <w:u w:val="single"/>
-          <w:lang w:val="en-US"/>
         </w:rPr>
       </w:pPr>
       <w:r>
@@ -1824,145 +1980,189 @@
           <w:lang w:val="en-GB"/>
         </w:rPr>
       </w:pPr>
-      <w:r>
-        <w:rPr>
-          <w:sz w:val="28"/>
-          <w:szCs w:val="28"/>
-          <w:lang w:val="en-GB"/>
-        </w:rPr>
-        <w:br w:type="page"/>
-      </w:r>
-    </w:p>
-    <w:p>
-      <w:pPr>
-        <w:rPr>
-          <w:sz w:val="28"/>
-          <w:szCs w:val="28"/>
-          <w:lang w:val="en-GB"/>
-        </w:rPr>
-      </w:pPr>
-      <w:r>
-        <w:rPr>
-          <w:sz w:val="28"/>
-          <w:szCs w:val="28"/>
-          <w:lang w:val="en-GB"/>
-        </w:rPr>
-        <w:lastRenderedPageBreak/>
-        <w:t xml:space="preserve">                                               Part B</w:t>
-      </w:r>
-    </w:p>
-    <w:p>
-      <w:pPr>
-        <w:rPr>
-          <w:b/>
-          <w:bCs/>
-          <w:sz w:val="28"/>
-          <w:szCs w:val="28"/>
-          <w:u w:val="single"/>
-          <w:lang w:val="en-GB"/>
-        </w:rPr>
-      </w:pPr>
-      <w:r>
-        <w:rPr>
-          <w:b/>
-          <w:bCs/>
-          <w:sz w:val="28"/>
-          <w:szCs w:val="28"/>
-          <w:u w:val="single"/>
-          <w:lang w:val="en-GB"/>
-        </w:rPr>
-        <w:t>HTML Structure</w:t>
-      </w:r>
-    </w:p>
-    <w:p>
-      <w:pPr>
-        <w:rPr>
-          <w:sz w:val="28"/>
-          <w:szCs w:val="28"/>
-          <w:lang w:val="en-GB"/>
-        </w:rPr>
-      </w:pPr>
-      <w:r>
-        <w:rPr>
-          <w:sz w:val="28"/>
-          <w:szCs w:val="28"/>
-          <w:lang w:val="en-GB"/>
-        </w:rPr>
-        <w:t>The webpage is built using HTML5</w:t>
-      </w:r>
-      <w:r>
-        <w:rPr>
-          <w:sz w:val="28"/>
-          <w:szCs w:val="28"/>
-          <w:lang w:val="en-GB"/>
-        </w:rPr>
-        <w:t xml:space="preserve"> semantic elements </w:t>
-      </w:r>
-      <w:r>
-        <w:rPr>
-          <w:sz w:val="28"/>
-          <w:szCs w:val="28"/>
-          <w:lang w:val="en-GB"/>
-        </w:rPr>
-        <w:t>that organize the page into clearly defined regions.</w:t>
-      </w:r>
-      <w:r>
-        <w:rPr>
-          <w:sz w:val="28"/>
-          <w:szCs w:val="28"/>
-          <w:lang w:val="en-GB"/>
-        </w:rPr>
-        <w:t xml:space="preserve"> </w:t>
-      </w:r>
-      <w:r>
-        <w:rPr>
-          <w:sz w:val="28"/>
-          <w:szCs w:val="28"/>
-          <w:lang w:val="en-GB"/>
-        </w:rPr>
-        <w:t>Navigation</w:t>
-      </w:r>
-      <w:r>
-        <w:rPr>
-          <w:sz w:val="28"/>
-          <w:szCs w:val="28"/>
-          <w:lang w:val="en-GB"/>
-        </w:rPr>
-        <w:t>,</w:t>
-      </w:r>
-      <w:r>
-        <w:rPr>
-          <w:sz w:val="28"/>
-          <w:szCs w:val="28"/>
-          <w:lang w:val="en-GB"/>
-        </w:rPr>
-        <w:t xml:space="preserve"> </w:t>
-      </w:r>
-      <w:r>
-        <w:rPr>
-          <w:sz w:val="28"/>
-          <w:szCs w:val="28"/>
-          <w:lang w:val="en-GB"/>
-        </w:rPr>
-        <w:t>content areas and footer are kept separate to make the structure easy</w:t>
-      </w:r>
-      <w:r>
-        <w:rPr>
-          <w:sz w:val="28"/>
-          <w:szCs w:val="28"/>
-          <w:lang w:val="en-GB"/>
-        </w:rPr>
-        <w:t xml:space="preserve"> to read and maintain.</w:t>
-      </w:r>
-    </w:p>
-    <w:p>
-      <w:pPr>
-        <w:rPr>
-          <w:sz w:val="28"/>
-          <w:szCs w:val="28"/>
-          <w:lang w:val="en-GB"/>
-        </w:rPr>
-      </w:pPr>
+    </w:p>
+    <w:p>
+      <w:pPr>
+        <w:rPr>
+          <w:sz w:val="28"/>
+          <w:szCs w:val="28"/>
+          <w:lang w:val="en-GB"/>
+        </w:rPr>
+      </w:pPr>
+      <w:r>
+        <w:rPr>
+          <w:sz w:val="28"/>
+          <w:szCs w:val="28"/>
+          <w:lang w:val="en-GB"/>
+        </w:rPr>
+        <w:t xml:space="preserve">5) </w:t>
+      </w:r>
+      <w:r>
+        <w:rPr>
+          <w:b/>
+          <w:bCs/>
+          <w:sz w:val="28"/>
+          <w:szCs w:val="28"/>
+          <w:lang w:val="en-GB"/>
+        </w:rPr>
+        <w:t>Quality Assurance</w:t>
+      </w:r>
+      <w:r>
+        <w:rPr>
+          <w:b/>
+          <w:bCs/>
+          <w:sz w:val="28"/>
+          <w:szCs w:val="28"/>
+          <w:lang w:val="en-GB"/>
+        </w:rPr>
+        <w:br/>
+      </w:r>
+      <w:r>
+        <w:rPr>
+          <w:sz w:val="28"/>
+          <w:szCs w:val="28"/>
+          <w:lang w:val="en-GB"/>
+        </w:rPr>
+        <w:t>The ability</w:t>
+      </w:r>
+      <w:r>
+        <w:rPr>
+          <w:sz w:val="28"/>
+          <w:szCs w:val="28"/>
+          <w:lang w:val="en-GB"/>
+        </w:rPr>
+        <w:t xml:space="preserve"> of the website to operate on different browsers </w:t>
+      </w:r>
+      <w:r>
+        <w:rPr>
+          <w:sz w:val="28"/>
+          <w:szCs w:val="28"/>
+          <w:lang w:val="en-GB"/>
+        </w:rPr>
+        <w:t xml:space="preserve">ensure and verify the quality of the </w:t>
+      </w:r>
+      <w:r>
+        <w:rPr>
+          <w:sz w:val="28"/>
+          <w:szCs w:val="28"/>
+          <w:lang w:val="en-GB"/>
+        </w:rPr>
+        <w:t>website. Responsiveness</w:t>
+      </w:r>
+      <w:r>
+        <w:rPr>
+          <w:sz w:val="28"/>
+          <w:szCs w:val="28"/>
+          <w:lang w:val="en-GB"/>
+        </w:rPr>
+        <w:t xml:space="preserve"> of the website to different screen sizes is also </w:t>
+      </w:r>
+      <w:r>
+        <w:rPr>
+          <w:sz w:val="28"/>
+          <w:szCs w:val="28"/>
+          <w:lang w:val="en-GB"/>
+        </w:rPr>
+        <w:t>important.</w:t>
+      </w:r>
+    </w:p>
+    <w:p>
+      <w:pPr>
+        <w:rPr>
+          <w:sz w:val="28"/>
+          <w:szCs w:val="28"/>
+          <w:lang w:val="en-GB"/>
+        </w:rPr>
+      </w:pPr>
+    </w:p>
+    <w:p>
+      <w:pPr>
+        <w:rPr>
+          <w:sz w:val="28"/>
+          <w:szCs w:val="28"/>
+          <w:lang w:val="en-GB"/>
+        </w:rPr>
+      </w:pPr>
+    </w:p>
+    <w:p>
+      <w:pPr>
+        <w:rPr>
+          <w:sz w:val="28"/>
+          <w:szCs w:val="28"/>
+          <w:lang w:val="en-GB"/>
+        </w:rPr>
+      </w:pPr>
+    </w:p>
+    <w:p>
+      <w:pPr>
+        <w:rPr>
+          <w:sz w:val="28"/>
+          <w:szCs w:val="28"/>
+          <w:lang w:val="en-GB"/>
+        </w:rPr>
+      </w:pPr>
+    </w:p>
+    <w:p>
+      <w:pPr>
+        <w:rPr>
+          <w:sz w:val="28"/>
+          <w:szCs w:val="28"/>
+          <w:lang w:val="en-GB"/>
+        </w:rPr>
+      </w:pPr>
+    </w:p>
+    <w:p>
+      <w:pPr>
+        <w:rPr>
+          <w:sz w:val="28"/>
+          <w:szCs w:val="28"/>
+          <w:lang w:val="en-GB"/>
+        </w:rPr>
+      </w:pPr>
+    </w:p>
+    <w:p>
+      <w:pPr>
+        <w:rPr>
+          <w:sz w:val="28"/>
+          <w:szCs w:val="28"/>
+          <w:lang w:val="en-GB"/>
+        </w:rPr>
+      </w:pPr>
+    </w:p>
+    <w:p>
+      <w:pPr>
+        <w:rPr>
+          <w:sz w:val="28"/>
+          <w:szCs w:val="28"/>
+          <w:lang w:val="en-GB"/>
+        </w:rPr>
+      </w:pPr>
+    </w:p>
+    <w:p>
+      <w:pPr>
+        <w:rPr>
+          <w:sz w:val="28"/>
+          <w:szCs w:val="28"/>
+          <w:lang w:val="en-GB"/>
+        </w:rPr>
+      </w:pPr>
+    </w:p>
+    <w:p>
+      <w:pPr>
+        <w:rPr>
+          <w:sz w:val="28"/>
+          <w:szCs w:val="28"/>
+          <w:lang w:val="en-GB"/>
+        </w:rPr>
+      </w:pPr>
+      <w:r>
+        <w:rPr>
+          <w:sz w:val="28"/>
+          <w:szCs w:val="28"/>
+          <w:lang w:val="en-GB"/>
+        </w:rPr>
+        <w:t>Tablet</w:t>
+      </w:r>
     </w:p>
     <w:p>
       <w:pPr>
@@ -1980,10 +2180,10 @@
           <w:lang w:val="en-GB"/>
         </w:rPr>
         <w:drawing>
-          <wp:inline distT="0" distB="0" distL="0" distR="0" wp14:anchorId="0EC2570B" wp14:editId="104A4107">
-            <wp:extent cx="5731510" cy="1320800"/>
+          <wp:inline distT="0" distB="0" distL="0" distR="0" wp14:anchorId="0375146C" wp14:editId="04DEF425">
+            <wp:extent cx="5731510" cy="3223895"/>
             <wp:effectExtent l="0" t="0" r="2540" b="0"/>
-            <wp:docPr id="1067444310" name="Picture 1"/>
+            <wp:docPr id="1665569562" name="Picture 5"/>
             <wp:cNvGraphicFramePr>
               <a:graphicFrameLocks xmlns:a="http://schemas.openxmlformats.org/drawingml/2006/main" noChangeAspect="1"/>
             </wp:cNvGraphicFramePr>
@@ -1991,11 +2191,11 @@
               <a:graphicData uri="http://schemas.openxmlformats.org/drawingml/2006/picture">
                 <pic:pic xmlns:pic="http://schemas.openxmlformats.org/drawingml/2006/picture">
                   <pic:nvPicPr>
-                    <pic:cNvPr id="1067444310" name="Picture 1067444310"/>
+                    <pic:cNvPr id="1665569562" name="Picture 1665569562"/>
                     <pic:cNvPicPr/>
                   </pic:nvPicPr>
                   <pic:blipFill>
-                    <a:blip r:embed="rId18">
+                    <a:blip r:embed="rId19" cstate="print">
                       <a:extLst>
                         <a:ext uri="{28A0092B-C50C-407E-A947-70E740481C1C}">
                           <a14:useLocalDpi xmlns:a14="http://schemas.microsoft.com/office/drawing/2010/main" val="0"/>
@@ -2009,7 +2209,7 @@
                   <pic:spPr>
                     <a:xfrm>
                       <a:off x="0" y="0"/>
-                      <a:ext cx="5749111" cy="1324856"/>
+                      <a:ext cx="5731510" cy="3223895"/>
                     </a:xfrm>
                     <a:prstGeom prst="rect">
                       <a:avLst/>
@@ -2032,41 +2232,442 @@
       </w:pPr>
       <w:r>
         <w:rPr>
-          <w:sz w:val="28"/>
-          <w:szCs w:val="28"/>
-          <w:lang w:val="en-GB"/>
-        </w:rPr>
-        <w:t>Structure start with a doc</w:t>
-      </w:r>
-      <w:r>
-        <w:rPr>
-          <w:sz w:val="28"/>
-          <w:szCs w:val="28"/>
-          <w:lang w:val="en-GB"/>
-        </w:rPr>
-        <w:t>ty</w:t>
-      </w:r>
-      <w:r>
-        <w:rPr>
-          <w:sz w:val="28"/>
-          <w:szCs w:val="28"/>
-          <w:lang w:val="en-GB"/>
-        </w:rPr>
-        <w:t>pe which</w:t>
-      </w:r>
-      <w:r>
-        <w:rPr>
-          <w:sz w:val="28"/>
-          <w:szCs w:val="28"/>
-          <w:lang w:val="en-GB"/>
-        </w:rPr>
-        <w:t xml:space="preserve"> alerts the browser that this is a html5 document</w:t>
-      </w:r>
-      <w:r>
-        <w:rPr>
-          <w:sz w:val="28"/>
-          <w:szCs w:val="28"/>
-          <w:lang w:val="en-GB"/>
+          <w:b/>
+          <w:bCs/>
+          <w:sz w:val="28"/>
+          <w:szCs w:val="28"/>
+          <w:lang w:val="en-GB"/>
+        </w:rPr>
+        <w:br/>
+      </w:r>
+      <w:r>
+        <w:rPr>
+          <w:sz w:val="28"/>
+          <w:szCs w:val="28"/>
+          <w:lang w:val="en-GB"/>
+        </w:rPr>
+        <w:t xml:space="preserve">Chrome </w:t>
+      </w:r>
+    </w:p>
+    <w:p>
+      <w:pPr>
+        <w:rPr>
+          <w:sz w:val="28"/>
+          <w:szCs w:val="28"/>
+          <w:lang w:val="en-GB"/>
+        </w:rPr>
+      </w:pPr>
+      <w:r>
+        <w:rPr>
+          <w:noProof/>
+          <w:sz w:val="28"/>
+          <w:szCs w:val="28"/>
+          <w:lang w:val="en-GB"/>
+        </w:rPr>
+        <w:drawing>
+          <wp:inline distT="0" distB="0" distL="0" distR="0" wp14:anchorId="46949FC6" wp14:editId="3EF36450">
+            <wp:extent cx="5731510" cy="3101975"/>
+            <wp:effectExtent l="0" t="0" r="2540" b="3175"/>
+            <wp:docPr id="827982398" name="Picture 3"/>
+            <wp:cNvGraphicFramePr>
+              <a:graphicFrameLocks xmlns:a="http://schemas.openxmlformats.org/drawingml/2006/main" noChangeAspect="1"/>
+            </wp:cNvGraphicFramePr>
+            <a:graphic xmlns:a="http://schemas.openxmlformats.org/drawingml/2006/main">
+              <a:graphicData uri="http://schemas.openxmlformats.org/drawingml/2006/picture">
+                <pic:pic xmlns:pic="http://schemas.openxmlformats.org/drawingml/2006/picture">
+                  <pic:nvPicPr>
+                    <pic:cNvPr id="827982398" name="Picture 827982398"/>
+                    <pic:cNvPicPr/>
+                  </pic:nvPicPr>
+                  <pic:blipFill>
+                    <a:blip r:embed="rId20" cstate="print">
+                      <a:extLst>
+                        <a:ext uri="{28A0092B-C50C-407E-A947-70E740481C1C}">
+                          <a14:useLocalDpi xmlns:a14="http://schemas.microsoft.com/office/drawing/2010/main" val="0"/>
+                        </a:ext>
+                      </a:extLst>
+                    </a:blip>
+                    <a:stretch>
+                      <a:fillRect/>
+                    </a:stretch>
+                  </pic:blipFill>
+                  <pic:spPr>
+                    <a:xfrm>
+                      <a:off x="0" y="0"/>
+                      <a:ext cx="5731510" cy="3101975"/>
+                    </a:xfrm>
+                    <a:prstGeom prst="rect">
+                      <a:avLst/>
+                    </a:prstGeom>
+                  </pic:spPr>
+                </pic:pic>
+              </a:graphicData>
+            </a:graphic>
+          </wp:inline>
+        </w:drawing>
+      </w:r>
+      <w:r>
+        <w:rPr>
+          <w:sz w:val="28"/>
+          <w:szCs w:val="28"/>
+          <w:lang w:val="en-GB"/>
+        </w:rPr>
+        <w:br w:type="page"/>
+      </w:r>
+    </w:p>
+    <w:p>
+      <w:pPr>
+        <w:rPr>
+          <w:sz w:val="28"/>
+          <w:szCs w:val="28"/>
+          <w:lang w:val="en-GB"/>
+        </w:rPr>
+      </w:pPr>
+      <w:r>
+        <w:rPr>
+          <w:sz w:val="28"/>
+          <w:szCs w:val="28"/>
+          <w:lang w:val="en-GB"/>
+        </w:rPr>
+        <w:lastRenderedPageBreak/>
+        <w:t xml:space="preserve">       </w:t>
+      </w:r>
+      <w:r>
+        <w:rPr>
+          <w:sz w:val="28"/>
+          <w:szCs w:val="28"/>
+          <w:lang w:val="en-GB"/>
+        </w:rPr>
+        <w:t>Microsoft edge</w:t>
+      </w:r>
+      <w:r>
+        <w:rPr>
+          <w:sz w:val="28"/>
+          <w:szCs w:val="28"/>
+          <w:lang w:val="en-GB"/>
+        </w:rPr>
+        <w:br/>
+      </w:r>
+      <w:r>
+        <w:rPr>
+          <w:noProof/>
+          <w:sz w:val="28"/>
+          <w:szCs w:val="28"/>
+          <w:lang w:val="en-GB"/>
+        </w:rPr>
+        <w:drawing>
+          <wp:inline distT="0" distB="0" distL="0" distR="0" wp14:anchorId="782A0F3D" wp14:editId="36216283">
+            <wp:extent cx="5731510" cy="3115945"/>
+            <wp:effectExtent l="0" t="0" r="2540" b="8255"/>
+            <wp:docPr id="416697449" name="Picture 4"/>
+            <wp:cNvGraphicFramePr>
+              <a:graphicFrameLocks xmlns:a="http://schemas.openxmlformats.org/drawingml/2006/main" noChangeAspect="1"/>
+            </wp:cNvGraphicFramePr>
+            <a:graphic xmlns:a="http://schemas.openxmlformats.org/drawingml/2006/main">
+              <a:graphicData uri="http://schemas.openxmlformats.org/drawingml/2006/picture">
+                <pic:pic xmlns:pic="http://schemas.openxmlformats.org/drawingml/2006/picture">
+                  <pic:nvPicPr>
+                    <pic:cNvPr id="416697449" name="Picture 416697449"/>
+                    <pic:cNvPicPr/>
+                  </pic:nvPicPr>
+                  <pic:blipFill>
+                    <a:blip r:embed="rId21" cstate="print">
+                      <a:extLst>
+                        <a:ext uri="{28A0092B-C50C-407E-A947-70E740481C1C}">
+                          <a14:useLocalDpi xmlns:a14="http://schemas.microsoft.com/office/drawing/2010/main" val="0"/>
+                        </a:ext>
+                      </a:extLst>
+                    </a:blip>
+                    <a:stretch>
+                      <a:fillRect/>
+                    </a:stretch>
+                  </pic:blipFill>
+                  <pic:spPr>
+                    <a:xfrm>
+                      <a:off x="0" y="0"/>
+                      <a:ext cx="5731510" cy="3115945"/>
+                    </a:xfrm>
+                    <a:prstGeom prst="rect">
+                      <a:avLst/>
+                    </a:prstGeom>
+                  </pic:spPr>
+                </pic:pic>
+              </a:graphicData>
+            </a:graphic>
+          </wp:inline>
+        </w:drawing>
+      </w:r>
+      <w:r>
+        <w:rPr>
+          <w:sz w:val="28"/>
+          <w:szCs w:val="28"/>
+          <w:lang w:val="en-GB"/>
+        </w:rPr>
+        <w:t xml:space="preserve">       </w:t>
+      </w:r>
+    </w:p>
+    <w:p>
+      <w:pPr>
+        <w:rPr>
+          <w:sz w:val="28"/>
+          <w:szCs w:val="28"/>
+          <w:lang w:val="en-GB"/>
+        </w:rPr>
+      </w:pPr>
+    </w:p>
+    <w:p>
+      <w:pPr>
+        <w:rPr>
+          <w:sz w:val="28"/>
+          <w:szCs w:val="28"/>
+          <w:lang w:val="en-GB"/>
+        </w:rPr>
+      </w:pPr>
+    </w:p>
+    <w:p>
+      <w:pPr>
+        <w:tabs>
+          <w:tab w:val="left" w:pos="3286"/>
+        </w:tabs>
+        <w:rPr>
+          <w:sz w:val="28"/>
+          <w:szCs w:val="28"/>
+          <w:lang w:val="en-GB"/>
+        </w:rPr>
+      </w:pPr>
+    </w:p>
+    <w:p>
+      <w:pPr>
+        <w:rPr>
+          <w:sz w:val="28"/>
+          <w:szCs w:val="28"/>
+          <w:lang w:val="en-GB"/>
+        </w:rPr>
+      </w:pPr>
+    </w:p>
+    <w:p>
+      <w:pPr>
+        <w:tabs>
+          <w:tab w:val="left" w:pos="7584"/>
+        </w:tabs>
+        <w:rPr>
+          <w:sz w:val="28"/>
+          <w:szCs w:val="28"/>
+          <w:lang w:val="en-GB"/>
+        </w:rPr>
+      </w:pPr>
+    </w:p>
+    <w:p>
+      <w:pPr>
+        <w:rPr>
+          <w:sz w:val="28"/>
+          <w:szCs w:val="28"/>
+          <w:lang w:val="en-GB"/>
+        </w:rPr>
+      </w:pPr>
+      <w:r>
+        <w:rPr>
+          <w:sz w:val="28"/>
+          <w:szCs w:val="28"/>
+          <w:lang w:val="en-GB"/>
+        </w:rPr>
+        <w:lastRenderedPageBreak/>
+        <w:t>M</w:t>
+      </w:r>
+      <w:r>
+        <w:rPr>
+          <w:sz w:val="28"/>
+          <w:szCs w:val="28"/>
+          <w:lang w:val="en-GB"/>
+        </w:rPr>
+        <w:t>obile</w:t>
+      </w:r>
+      <w:r>
+        <w:rPr>
+          <w:sz w:val="28"/>
+          <w:szCs w:val="28"/>
+          <w:lang w:val="en-GB"/>
+        </w:rPr>
+        <w:br/>
+      </w:r>
+      <w:r>
+        <w:rPr>
+          <w:noProof/>
+          <w:sz w:val="28"/>
+          <w:szCs w:val="28"/>
+          <w:lang w:val="en-GB"/>
+        </w:rPr>
+        <w:drawing>
+          <wp:inline distT="0" distB="0" distL="0" distR="0" wp14:anchorId="3F4E1C3B" wp14:editId="11B6A957">
+            <wp:extent cx="4090614" cy="6751320"/>
+            <wp:effectExtent l="0" t="0" r="5715" b="0"/>
+            <wp:docPr id="1251641898" name="Picture 6"/>
+            <wp:cNvGraphicFramePr>
+              <a:graphicFrameLocks xmlns:a="http://schemas.openxmlformats.org/drawingml/2006/main" noChangeAspect="1"/>
+            </wp:cNvGraphicFramePr>
+            <a:graphic xmlns:a="http://schemas.openxmlformats.org/drawingml/2006/main">
+              <a:graphicData uri="http://schemas.openxmlformats.org/drawingml/2006/picture">
+                <pic:pic xmlns:pic="http://schemas.openxmlformats.org/drawingml/2006/picture">
+                  <pic:nvPicPr>
+                    <pic:cNvPr id="1251641898" name="Picture 1251641898"/>
+                    <pic:cNvPicPr/>
+                  </pic:nvPicPr>
+                  <pic:blipFill>
+                    <a:blip r:embed="rId22" cstate="print">
+                      <a:extLst>
+                        <a:ext uri="{28A0092B-C50C-407E-A947-70E740481C1C}">
+                          <a14:useLocalDpi xmlns:a14="http://schemas.microsoft.com/office/drawing/2010/main" val="0"/>
+                        </a:ext>
+                      </a:extLst>
+                    </a:blip>
+                    <a:stretch>
+                      <a:fillRect/>
+                    </a:stretch>
+                  </pic:blipFill>
+                  <pic:spPr>
+                    <a:xfrm>
+                      <a:off x="0" y="0"/>
+                      <a:ext cx="4121061" cy="6801572"/>
+                    </a:xfrm>
+                    <a:prstGeom prst="rect">
+                      <a:avLst/>
+                    </a:prstGeom>
+                  </pic:spPr>
+                </pic:pic>
+              </a:graphicData>
+            </a:graphic>
+          </wp:inline>
+        </w:drawing>
+      </w:r>
+    </w:p>
+    <w:p>
+      <w:pPr>
+        <w:rPr>
+          <w:sz w:val="28"/>
+          <w:szCs w:val="28"/>
+          <w:lang w:val="en-GB"/>
+        </w:rPr>
+      </w:pPr>
+      <w:r>
+        <w:rPr>
+          <w:sz w:val="28"/>
+          <w:szCs w:val="28"/>
+          <w:lang w:val="en-GB"/>
+        </w:rPr>
+        <w:t xml:space="preserve">                  </w:t>
+      </w:r>
+    </w:p>
+    <w:p>
+      <w:pPr>
+        <w:rPr>
+          <w:sz w:val="28"/>
+          <w:szCs w:val="28"/>
+        </w:rPr>
+      </w:pPr>
+      <w:r>
+        <w:rPr>
+          <w:sz w:val="28"/>
+          <w:szCs w:val="28"/>
+          <w:lang w:val="en-GB"/>
+        </w:rPr>
+        <w:t>6</w:t>
+      </w:r>
+      <w:r>
+        <w:rPr>
+          <w:sz w:val="28"/>
+          <w:szCs w:val="28"/>
+          <w:lang w:val="en-GB"/>
+        </w:rPr>
+        <w:t>)</w:t>
+      </w:r>
+      <w:r>
+        <w:rPr>
+          <w:sz w:val="28"/>
+          <w:szCs w:val="28"/>
+          <w:lang w:val="en-GB"/>
+        </w:rPr>
+        <w:t xml:space="preserve"> Publi</w:t>
+      </w:r>
+      <w:r>
+        <w:rPr>
+          <w:sz w:val="28"/>
+          <w:szCs w:val="28"/>
+          <w:lang w:val="en-GB"/>
+        </w:rPr>
+        <w:t xml:space="preserve">shing and </w:t>
+      </w:r>
+      <w:r>
+        <w:rPr>
+          <w:sz w:val="28"/>
+          <w:szCs w:val="28"/>
+          <w:lang w:val="en-GB"/>
+        </w:rPr>
+        <w:t>Pr</w:t>
+      </w:r>
+      <w:r>
+        <w:rPr>
+          <w:sz w:val="28"/>
+          <w:szCs w:val="28"/>
+          <w:lang w:val="en-GB"/>
+        </w:rPr>
+        <w:t>omotion</w:t>
+      </w:r>
+      <w:r>
+        <w:rPr>
+          <w:sz w:val="28"/>
+          <w:szCs w:val="28"/>
+          <w:lang w:val="en-GB"/>
+        </w:rPr>
+        <w:br/>
+      </w:r>
+      <w:r>
+        <w:rPr>
+          <w:sz w:val="28"/>
+          <w:szCs w:val="28"/>
+          <w:lang w:val="en-GB"/>
+        </w:rPr>
+        <w:br/>
+      </w:r>
+      <w:r>
+        <w:rPr>
+          <w:sz w:val="28"/>
+          <w:szCs w:val="28"/>
+          <w:lang w:val="en-GB"/>
+        </w:rPr>
+        <w:t xml:space="preserve"> </w:t>
+      </w:r>
+      <w:r>
+        <w:rPr>
+          <w:sz w:val="28"/>
+          <w:szCs w:val="28"/>
+        </w:rPr>
+        <w:t xml:space="preserve">My website is hosted on GitHub Pages which provides free hosting right from a GitHub repository. I set up a repository in </w:t>
+      </w:r>
+      <w:r>
+        <w:rPr>
+          <w:sz w:val="28"/>
+          <w:szCs w:val="28"/>
+        </w:rPr>
+        <w:t>GitHub</w:t>
+      </w:r>
+      <w:r>
+        <w:rPr>
+          <w:sz w:val="28"/>
+          <w:szCs w:val="28"/>
+        </w:rPr>
+        <w:t xml:space="preserve"> and uploaded all my </w:t>
+      </w:r>
+      <w:r>
+        <w:rPr>
+          <w:sz w:val="28"/>
+          <w:szCs w:val="28"/>
+        </w:rPr>
+        <w:t>projects</w:t>
+      </w:r>
+      <w:r>
+        <w:rPr>
+          <w:sz w:val="28"/>
+          <w:szCs w:val="28"/>
         </w:rPr>
         <w:t>.</w:t>
       </w:r>
@@ -2074,7 +2675,27 @@
         <w:rPr>
           <w:sz w:val="28"/>
           <w:szCs w:val="28"/>
-          <w:lang w:val="en-GB"/>
+        </w:rPr>
+        <w:t xml:space="preserve"> I</w:t>
+      </w:r>
+      <w:r>
+        <w:rPr>
+          <w:sz w:val="28"/>
+          <w:szCs w:val="28"/>
+        </w:rPr>
+        <w:t xml:space="preserve"> used commands to initialize git locally and connect it to </w:t>
+      </w:r>
+      <w:r>
+        <w:rPr>
+          <w:sz w:val="28"/>
+          <w:szCs w:val="28"/>
+        </w:rPr>
+        <w:t>GitHub</w:t>
+      </w:r>
+      <w:r>
+        <w:rPr>
+          <w:sz w:val="28"/>
+          <w:szCs w:val="28"/>
         </w:rPr>
         <w:t xml:space="preserve"> </w:t>
       </w:r>
@@ -2082,185 +2703,571 @@
         <w:rPr>
           <w:sz w:val="28"/>
           <w:szCs w:val="28"/>
-          <w:lang w:val="en-GB"/>
-        </w:rPr>
-        <w:t>Root element lang wraps the entire page</w:t>
-      </w:r>
-      <w:r>
-        <w:rPr>
-          <w:sz w:val="28"/>
-          <w:szCs w:val="28"/>
-          <w:lang w:val="en-GB"/>
-        </w:rPr>
-        <w:t xml:space="preserve"> declares the page language which is </w:t>
-      </w:r>
-      <w:ins w:id="0" w:author="Microsoft Word" w:date="2026-04-24T22:18:00Z" w16du:dateUtc="2026-04-24T20:18:00Z">
+        </w:rPr>
+        <w:lastRenderedPageBreak/>
+        <w:t>repository. Turned on GitHub Pages under repository settings</w:t>
+      </w:r>
+      <w:r>
+        <w:rPr>
+          <w:sz w:val="28"/>
+          <w:szCs w:val="28"/>
+        </w:rPr>
+        <w:t xml:space="preserve">, </w:t>
+      </w:r>
+      <w:r>
+        <w:rPr>
+          <w:sz w:val="28"/>
+          <w:szCs w:val="28"/>
+        </w:rPr>
+        <w:t>pages</w:t>
+      </w:r>
+      <w:r>
+        <w:rPr>
+          <w:sz w:val="28"/>
+          <w:szCs w:val="28"/>
+        </w:rPr>
+        <w:t>,</w:t>
+      </w:r>
+      <w:r>
+        <w:rPr>
+          <w:sz w:val="28"/>
+          <w:szCs w:val="28"/>
+        </w:rPr>
+        <w:t xml:space="preserve"> chose main branch and root </w:t>
+      </w:r>
+      <w:r>
+        <w:rPr>
+          <w:sz w:val="28"/>
+          <w:szCs w:val="28"/>
+        </w:rPr>
+        <w:t>folder. GitHub</w:t>
+      </w:r>
+      <w:r>
+        <w:rPr>
+          <w:sz w:val="28"/>
+          <w:szCs w:val="28"/>
+        </w:rPr>
+        <w:t xml:space="preserve"> has generated a live link to my site for me.</w:t>
+      </w:r>
+      <w:r>
+        <w:rPr>
+          <w:sz w:val="28"/>
+          <w:szCs w:val="28"/>
+        </w:rPr>
+        <w:br/>
+      </w:r>
+      <w:hyperlink r:id="rId23" w:history="1">
         <w:r>
           <w:rPr>
+            <w:rStyle w:val="Hyperlink"/>
             <w:sz w:val="28"/>
             <w:szCs w:val="28"/>
-            <w:lang w:val="en-GB"/>
           </w:rPr>
-          <w:t>E</w:t>
+          <w:t>https://bida25-062.github.io/WMD-WEBSITE/</w:t>
         </w:r>
-        <w:r>
-          <w:rPr>
-            <w:sz w:val="28"/>
-            <w:szCs w:val="28"/>
-            <w:lang w:val="en-GB"/>
-          </w:rPr>
-          <w:t>nglish.</w:t>
-        </w:r>
-        <w:r>
-          <w:rPr>
-            <w:sz w:val="28"/>
-            <w:szCs w:val="28"/>
-            <w:lang w:val="en-GB"/>
-          </w:rPr>
-          <w:t xml:space="preserve"> </w:t>
-        </w:r>
-      </w:ins>
-      <w:r>
-        <w:rPr>
-          <w:sz w:val="28"/>
-          <w:szCs w:val="28"/>
-          <w:lang w:val="en-GB"/>
-        </w:rPr>
-        <w:t xml:space="preserve">There is </w:t>
-      </w:r>
-      <w:r>
-        <w:rPr>
-          <w:sz w:val="28"/>
-          <w:szCs w:val="28"/>
-          <w:lang w:val="en-GB"/>
-        </w:rPr>
-        <w:t xml:space="preserve">meta charset which is responsible for encoding </w:t>
-      </w:r>
-      <w:r>
-        <w:rPr>
-          <w:sz w:val="28"/>
-          <w:szCs w:val="28"/>
-          <w:lang w:val="en-GB"/>
-        </w:rPr>
-        <w:t>so that text and symbols display correctly</w:t>
-      </w:r>
-      <w:r>
-        <w:rPr>
-          <w:sz w:val="28"/>
-          <w:szCs w:val="28"/>
-          <w:lang w:val="en-GB"/>
-        </w:rPr>
-        <w:t xml:space="preserve">. </w:t>
-      </w:r>
-      <w:ins w:id="1" w:author="Microsoft Word" w:date="2026-04-24T22:18:00Z" w16du:dateUtc="2026-04-24T20:18:00Z">
-        <w:r>
-          <w:rPr>
-            <w:sz w:val="28"/>
-            <w:szCs w:val="28"/>
-            <w:lang w:val="en-GB"/>
-          </w:rPr>
-          <w:t xml:space="preserve">Bootstrap is </w:t>
-        </w:r>
-      </w:ins>
-    </w:p>
-    <w:p>
-      <w:pPr>
-        <w:rPr>
-          <w:sz w:val="28"/>
-          <w:szCs w:val="28"/>
-          <w:lang w:val="en-GB"/>
-        </w:rPr>
-      </w:pPr>
-      <w:ins w:id="2" w:author="Microsoft Word" w:date="2026-04-24T22:18:00Z" w16du:dateUtc="2026-04-24T20:18:00Z">
-        <w:r>
-          <w:rPr>
-            <w:sz w:val="28"/>
-            <w:szCs w:val="28"/>
-            <w:lang w:val="en-GB"/>
-          </w:rPr>
-          <w:t xml:space="preserve"> a framework that </w:t>
-        </w:r>
-      </w:ins>
-      <w:r>
-        <w:rPr>
-          <w:sz w:val="28"/>
-          <w:szCs w:val="28"/>
-          <w:lang w:val="en-GB"/>
-        </w:rPr>
-        <w:t>enables</w:t>
-      </w:r>
-      <w:ins w:id="3" w:author="Microsoft Word" w:date="2026-04-24T22:18:00Z" w16du:dateUtc="2026-04-24T20:18:00Z">
-        <w:r>
-          <w:rPr>
-            <w:sz w:val="28"/>
-            <w:szCs w:val="28"/>
-            <w:lang w:val="en-GB"/>
-          </w:rPr>
-          <w:t xml:space="preserve"> ready </w:t>
-        </w:r>
-      </w:ins>
-      <w:r>
-        <w:rPr>
-          <w:sz w:val="28"/>
-          <w:szCs w:val="28"/>
-          <w:lang w:val="en-GB"/>
-        </w:rPr>
-        <w:t>styling layout</w:t>
-      </w:r>
-      <w:ins w:id="4" w:author="Microsoft Word" w:date="2026-04-24T22:18:00Z" w16du:dateUtc="2026-04-24T20:18:00Z">
-        <w:r>
-          <w:rPr>
-            <w:sz w:val="28"/>
-            <w:szCs w:val="28"/>
-            <w:lang w:val="en-GB"/>
-          </w:rPr>
-          <w:t xml:space="preserve"> </w:t>
-        </w:r>
-      </w:ins>
-      <w:r>
-        <w:rPr>
-          <w:sz w:val="28"/>
-          <w:szCs w:val="28"/>
-          <w:lang w:val="en-GB"/>
-        </w:rPr>
-        <w:t>grids and</w:t>
-      </w:r>
-      <w:ins w:id="5" w:author="Microsoft Word" w:date="2026-04-24T22:18:00Z" w16du:dateUtc="2026-04-24T20:18:00Z">
-        <w:r>
-          <w:rPr>
-            <w:sz w:val="28"/>
-            <w:szCs w:val="28"/>
-            <w:lang w:val="en-GB"/>
-          </w:rPr>
-          <w:t xml:space="preserve"> components</w:t>
-        </w:r>
-        <w:r>
-          <w:rPr>
-            <w:sz w:val="28"/>
-            <w:szCs w:val="28"/>
-            <w:lang w:val="en-GB"/>
-          </w:rPr>
-          <w:t>.</w:t>
-        </w:r>
-      </w:ins>
-    </w:p>
-    <w:p>
-      <w:pPr>
-        <w:rPr>
-          <w:sz w:val="28"/>
-          <w:szCs w:val="28"/>
-          <w:lang w:val="en-GB"/>
-        </w:rPr>
-      </w:pPr>
-    </w:p>
-    <w:p>
-      <w:pPr>
-        <w:rPr>
-          <w:sz w:val="28"/>
-          <w:szCs w:val="28"/>
-          <w:lang w:val="en-GB"/>
-        </w:rPr>
-      </w:pPr>
+      </w:hyperlink>
+    </w:p>
+    <w:p>
+      <w:pPr>
+        <w:rPr>
+          <w:sz w:val="28"/>
+          <w:szCs w:val="28"/>
+        </w:rPr>
+      </w:pPr>
+    </w:p>
+    <w:p>
+      <w:pPr>
+        <w:rPr>
+          <w:sz w:val="28"/>
+          <w:szCs w:val="28"/>
+        </w:rPr>
+      </w:pPr>
+      <w:r>
+        <w:rPr>
+          <w:sz w:val="28"/>
+          <w:szCs w:val="28"/>
+        </w:rPr>
+        <w:t xml:space="preserve">7) </w:t>
+      </w:r>
+      <w:r>
+        <w:rPr>
+          <w:sz w:val="28"/>
+          <w:szCs w:val="28"/>
+        </w:rPr>
+        <w:t>Future developments</w:t>
+      </w:r>
+      <w:r>
+        <w:rPr>
+          <w:sz w:val="28"/>
+          <w:szCs w:val="28"/>
+        </w:rPr>
+        <w:br/>
+      </w:r>
+    </w:p>
+    <w:p>
+      <w:pPr>
+        <w:rPr>
+          <w:rFonts w:ascii="Candara" w:eastAsia="Times New Roman" w:hAnsi="Candara" w:cs="Times New Roman"/>
+          <w:sz w:val="24"/>
+          <w:szCs w:val="24"/>
+        </w:rPr>
+      </w:pPr>
+      <w:r>
+        <w:rPr>
+          <w:b/>
+          <w:bCs/>
+          <w:sz w:val="28"/>
+          <w:szCs w:val="28"/>
+        </w:rPr>
+        <w:t>Interactive Features</w:t>
+      </w:r>
+      <w:r>
+        <w:rPr>
+          <w:sz w:val="28"/>
+          <w:szCs w:val="28"/>
+        </w:rPr>
+        <w:t>: Include JavaScript features like animations, scrolling effects and an interactive BMI calculator with real-time results.</w:t>
+      </w:r>
+      <w:r>
+        <w:rPr>
+          <w:sz w:val="28"/>
+          <w:szCs w:val="28"/>
+        </w:rPr>
+        <w:br/>
+      </w:r>
+      <w:r>
+        <w:rPr>
+          <w:b/>
+          <w:bCs/>
+          <w:sz w:val="28"/>
+          <w:szCs w:val="28"/>
+        </w:rPr>
+        <w:t>Content Expansion</w:t>
+      </w:r>
+      <w:r>
+        <w:rPr>
+          <w:sz w:val="28"/>
+          <w:szCs w:val="28"/>
+        </w:rPr>
+        <w:t>: More workout plans, video tutorials and a blog section with regular updates to keep the users engaged.</w:t>
+      </w:r>
+      <w:r>
+        <w:rPr>
+          <w:sz w:val="28"/>
+          <w:szCs w:val="28"/>
+        </w:rPr>
+        <w:br/>
+      </w:r>
+      <w:r>
+        <w:rPr>
+          <w:b/>
+          <w:bCs/>
+          <w:sz w:val="28"/>
+          <w:szCs w:val="28"/>
+        </w:rPr>
+        <w:t>User Engagement</w:t>
+      </w:r>
+      <w:r>
+        <w:rPr>
+          <w:sz w:val="28"/>
+          <w:szCs w:val="28"/>
+        </w:rPr>
+        <w:t>: Add a contact form with validation, newsletter signup, social media integration for promotion.</w:t>
+      </w:r>
+      <w:r>
+        <w:rPr>
+          <w:sz w:val="28"/>
+          <w:szCs w:val="28"/>
+        </w:rPr>
+        <w:br/>
+      </w:r>
+      <w:r>
+        <w:rPr>
+          <w:sz w:val="28"/>
+          <w:szCs w:val="28"/>
+        </w:rPr>
+        <w:br/>
+      </w:r>
+      <w:r>
+        <w:rPr>
+          <w:b/>
+          <w:bCs/>
+          <w:sz w:val="28"/>
+          <w:szCs w:val="28"/>
+        </w:rPr>
+        <w:t>Conclusion</w:t>
+      </w:r>
+      <w:r>
+        <w:rPr>
+          <w:b/>
+          <w:bCs/>
+          <w:sz w:val="28"/>
+          <w:szCs w:val="28"/>
+        </w:rPr>
+        <w:br/>
+      </w:r>
+      <w:r>
+        <w:rPr>
+          <w:rFonts w:ascii="Candara" w:eastAsia="Times New Roman" w:hAnsi="Candara" w:cs="Times New Roman"/>
+          <w:sz w:val="28"/>
+          <w:szCs w:val="28"/>
+        </w:rPr>
+        <w:t xml:space="preserve">This project not only improved my technical skills on HTML, CSS and </w:t>
+      </w:r>
+      <w:r>
+        <w:rPr>
+          <w:rFonts w:ascii="Candara" w:eastAsia="Times New Roman" w:hAnsi="Candara" w:cs="Times New Roman"/>
+          <w:sz w:val="28"/>
+          <w:szCs w:val="28"/>
+        </w:rPr>
+        <w:t>b</w:t>
+      </w:r>
+      <w:r>
+        <w:rPr>
+          <w:rFonts w:ascii="Candara" w:eastAsia="Times New Roman" w:hAnsi="Candara" w:cs="Times New Roman"/>
+          <w:sz w:val="28"/>
+          <w:szCs w:val="28"/>
+        </w:rPr>
+        <w:t>ootstrap, but also provided me with hands</w:t>
+      </w:r>
+      <w:r>
+        <w:rPr>
+          <w:rFonts w:ascii="Candara" w:eastAsia="Times New Roman" w:hAnsi="Candara" w:cs="Times New Roman"/>
+          <w:sz w:val="28"/>
+          <w:szCs w:val="28"/>
+        </w:rPr>
+        <w:t xml:space="preserve"> </w:t>
+      </w:r>
+      <w:r>
+        <w:rPr>
+          <w:rFonts w:ascii="Candara" w:eastAsia="Times New Roman" w:hAnsi="Candara" w:cs="Times New Roman"/>
+          <w:sz w:val="28"/>
+          <w:szCs w:val="28"/>
+        </w:rPr>
+        <w:t xml:space="preserve">on experience in publishing and promoting a website. The present version meets the primary objectives, but there is potential for improvement in the </w:t>
+      </w:r>
+      <w:r>
+        <w:rPr>
+          <w:rFonts w:ascii="Candara" w:eastAsia="Times New Roman" w:hAnsi="Candara" w:cs="Times New Roman"/>
+          <w:sz w:val="28"/>
+          <w:szCs w:val="28"/>
+        </w:rPr>
+        <w:t>future adding</w:t>
+      </w:r>
+      <w:r>
+        <w:rPr>
+          <w:rFonts w:ascii="Candara" w:eastAsia="Times New Roman" w:hAnsi="Candara" w:cs="Times New Roman"/>
+          <w:sz w:val="28"/>
+          <w:szCs w:val="28"/>
+        </w:rPr>
+        <w:t xml:space="preserve"> interactive elements, increasing content</w:t>
+      </w:r>
+      <w:r>
+        <w:rPr>
+          <w:rFonts w:ascii="Candara" w:eastAsia="Times New Roman" w:hAnsi="Candara" w:cs="Times New Roman"/>
+          <w:sz w:val="28"/>
+          <w:szCs w:val="28"/>
+        </w:rPr>
+        <w:t xml:space="preserve"> and improving</w:t>
+      </w:r>
+      <w:r>
+        <w:rPr>
+          <w:rFonts w:ascii="Candara" w:eastAsia="Times New Roman" w:hAnsi="Candara" w:cs="Times New Roman"/>
+          <w:sz w:val="28"/>
+          <w:szCs w:val="28"/>
+        </w:rPr>
+        <w:t xml:space="preserve"> </w:t>
+      </w:r>
+      <w:r>
+        <w:rPr>
+          <w:rFonts w:ascii="Candara" w:eastAsia="Times New Roman" w:hAnsi="Candara" w:cs="Times New Roman"/>
+          <w:sz w:val="28"/>
+          <w:szCs w:val="28"/>
+        </w:rPr>
+        <w:t>responsiveness. All</w:t>
+      </w:r>
+      <w:r>
+        <w:rPr>
+          <w:rFonts w:ascii="Candara" w:eastAsia="Times New Roman" w:hAnsi="Candara" w:cs="Times New Roman"/>
+          <w:sz w:val="28"/>
+          <w:szCs w:val="28"/>
+        </w:rPr>
+        <w:t xml:space="preserve"> of this makes a solid foundation for a fitness hub that can grow and provide value to users, while also demonstrating my ability to design, develop, and deploy a complete web solution.</w:t>
+      </w:r>
+    </w:p>
+    <w:p>
+      <w:pPr>
+        <w:rPr>
+          <w:b/>
+          <w:bCs/>
+          <w:sz w:val="28"/>
+          <w:szCs w:val="28"/>
+        </w:rPr>
+      </w:pPr>
+    </w:p>
+    <w:p>
+      <w:pPr>
+        <w:rPr>
+          <w:sz w:val="28"/>
+          <w:szCs w:val="28"/>
+        </w:rPr>
+      </w:pPr>
+    </w:p>
+    <w:p>
+      <w:pPr>
+        <w:rPr>
+          <w:sz w:val="28"/>
+          <w:szCs w:val="28"/>
+          <w:lang w:val="en-GB"/>
+        </w:rPr>
+      </w:pPr>
+    </w:p>
+    <w:p>
+      <w:pPr>
+        <w:rPr>
+          <w:sz w:val="28"/>
+          <w:szCs w:val="28"/>
+          <w:lang w:val="en-GB"/>
+        </w:rPr>
+      </w:pPr>
+    </w:p>
+    <w:p>
+      <w:pPr>
+        <w:rPr>
+          <w:sz w:val="28"/>
+          <w:szCs w:val="28"/>
+          <w:lang w:val="en-GB"/>
+        </w:rPr>
+      </w:pPr>
+    </w:p>
+    <w:p>
+      <w:pPr>
+        <w:rPr>
+          <w:sz w:val="28"/>
+          <w:szCs w:val="28"/>
+          <w:lang w:val="en-GB"/>
+        </w:rPr>
+      </w:pPr>
+    </w:p>
+    <w:p>
+      <w:pPr>
+        <w:rPr>
+          <w:sz w:val="28"/>
+          <w:szCs w:val="28"/>
+          <w:lang w:val="en-GB"/>
+        </w:rPr>
+      </w:pPr>
+      <w:r>
+        <w:rPr>
+          <w:sz w:val="28"/>
+          <w:szCs w:val="28"/>
+          <w:lang w:val="en-GB"/>
+        </w:rPr>
+        <w:lastRenderedPageBreak/>
+        <w:t xml:space="preserve">             </w:t>
+      </w:r>
+    </w:p>
+    <w:p>
+      <w:pPr>
+        <w:rPr>
+          <w:sz w:val="28"/>
+          <w:szCs w:val="28"/>
+          <w:lang w:val="en-GB"/>
+        </w:rPr>
+      </w:pPr>
+    </w:p>
+    <w:p>
+      <w:pPr>
+        <w:rPr>
+          <w:sz w:val="28"/>
+          <w:szCs w:val="28"/>
+          <w:lang w:val="en-GB"/>
+        </w:rPr>
+      </w:pPr>
+    </w:p>
+    <w:p>
+      <w:pPr>
+        <w:rPr>
+          <w:sz w:val="28"/>
+          <w:szCs w:val="28"/>
+          <w:lang w:val="en-GB"/>
+        </w:rPr>
+      </w:pPr>
+    </w:p>
+    <w:p>
+      <w:pPr>
+        <w:rPr>
+          <w:sz w:val="28"/>
+          <w:szCs w:val="28"/>
+          <w:lang w:val="en-GB"/>
+        </w:rPr>
+      </w:pPr>
+    </w:p>
+    <w:p>
+      <w:pPr>
+        <w:rPr>
+          <w:sz w:val="28"/>
+          <w:szCs w:val="28"/>
+          <w:lang w:val="en-GB"/>
+        </w:rPr>
+      </w:pPr>
+    </w:p>
+    <w:p>
+      <w:pPr>
+        <w:rPr>
+          <w:sz w:val="28"/>
+          <w:szCs w:val="28"/>
+          <w:lang w:val="en-GB"/>
+        </w:rPr>
+      </w:pPr>
+    </w:p>
+    <w:p>
+      <w:pPr>
+        <w:rPr>
+          <w:sz w:val="28"/>
+          <w:szCs w:val="28"/>
+          <w:lang w:val="en-GB"/>
+        </w:rPr>
+      </w:pPr>
+    </w:p>
+    <w:p>
+      <w:pPr>
+        <w:rPr>
+          <w:sz w:val="28"/>
+          <w:szCs w:val="28"/>
+          <w:lang w:val="en-GB"/>
+        </w:rPr>
+      </w:pPr>
+    </w:p>
+    <w:p>
+      <w:pPr>
+        <w:rPr>
+          <w:sz w:val="28"/>
+          <w:szCs w:val="28"/>
+          <w:lang w:val="en-GB"/>
+        </w:rPr>
+      </w:pPr>
+    </w:p>
+    <w:p>
+      <w:pPr>
+        <w:rPr>
+          <w:sz w:val="28"/>
+          <w:szCs w:val="28"/>
+          <w:lang w:val="en-GB"/>
+        </w:rPr>
+      </w:pPr>
+      <w:r>
+        <w:rPr>
+          <w:sz w:val="28"/>
+          <w:szCs w:val="28"/>
+          <w:lang w:val="en-GB"/>
+        </w:rPr>
+        <w:t xml:space="preserve">  Part B</w:t>
+      </w:r>
+    </w:p>
+    <w:p>
+      <w:pPr>
+        <w:rPr>
+          <w:b/>
+          <w:bCs/>
+          <w:sz w:val="28"/>
+          <w:szCs w:val="28"/>
+          <w:u w:val="single"/>
+          <w:lang w:val="en-GB"/>
+        </w:rPr>
+      </w:pPr>
+      <w:r>
+        <w:rPr>
+          <w:b/>
+          <w:bCs/>
+          <w:sz w:val="28"/>
+          <w:szCs w:val="28"/>
+          <w:u w:val="single"/>
+          <w:lang w:val="en-GB"/>
+        </w:rPr>
+        <w:t>HTML Structure</w:t>
+      </w:r>
+    </w:p>
+    <w:p>
+      <w:pPr>
+        <w:rPr>
+          <w:sz w:val="28"/>
+          <w:szCs w:val="28"/>
+          <w:lang w:val="en-GB"/>
+        </w:rPr>
+      </w:pPr>
+      <w:r>
+        <w:rPr>
+          <w:sz w:val="28"/>
+          <w:szCs w:val="28"/>
+          <w:lang w:val="en-GB"/>
+        </w:rPr>
+        <w:t>The webpage is built using HTML5</w:t>
+      </w:r>
+      <w:r>
+        <w:rPr>
+          <w:sz w:val="28"/>
+          <w:szCs w:val="28"/>
+          <w:lang w:val="en-GB"/>
+        </w:rPr>
+        <w:t xml:space="preserve"> semantic elements </w:t>
+      </w:r>
+      <w:r>
+        <w:rPr>
+          <w:sz w:val="28"/>
+          <w:szCs w:val="28"/>
+          <w:lang w:val="en-GB"/>
+        </w:rPr>
+        <w:t>that organize the page into clearly defined regions.</w:t>
+      </w:r>
+      <w:r>
+        <w:rPr>
+          <w:sz w:val="28"/>
+          <w:szCs w:val="28"/>
+          <w:lang w:val="en-GB"/>
+        </w:rPr>
+        <w:t xml:space="preserve"> </w:t>
+      </w:r>
+      <w:r>
+        <w:rPr>
+          <w:sz w:val="28"/>
+          <w:szCs w:val="28"/>
+          <w:lang w:val="en-GB"/>
+        </w:rPr>
+        <w:t>Navigation</w:t>
+      </w:r>
+      <w:r>
+        <w:rPr>
+          <w:sz w:val="28"/>
+          <w:szCs w:val="28"/>
+          <w:lang w:val="en-GB"/>
+        </w:rPr>
+        <w:t>,</w:t>
+      </w:r>
+      <w:r>
+        <w:rPr>
+          <w:sz w:val="28"/>
+          <w:szCs w:val="28"/>
+          <w:lang w:val="en-GB"/>
+        </w:rPr>
+        <w:t xml:space="preserve"> </w:t>
+      </w:r>
+      <w:r>
+        <w:rPr>
+          <w:sz w:val="28"/>
+          <w:szCs w:val="28"/>
+          <w:lang w:val="en-GB"/>
+        </w:rPr>
+        <w:t>content areas and footer are kept separate to make the structure easy</w:t>
+      </w:r>
+      <w:r>
+        <w:rPr>
+          <w:sz w:val="28"/>
+          <w:szCs w:val="28"/>
+          <w:lang w:val="en-GB"/>
+        </w:rPr>
+        <w:t xml:space="preserve"> to read and maintain.</w:t>
+      </w:r>
     </w:p>
     <w:p>
       <w:pPr>
@@ -2293,7 +3300,7 @@
                     <pic:cNvPicPr/>
                   </pic:nvPicPr>
                   <pic:blipFill>
-                    <a:blip r:embed="rId19">
+                    <a:blip r:embed="rId24">
                       <a:extLst>
                         <a:ext uri="{28A0092B-C50C-407E-A947-70E740481C1C}">
                           <a14:useLocalDpi xmlns:a14="http://schemas.microsoft.com/office/drawing/2010/main" val="0"/>
@@ -2342,7 +3349,16 @@
           <w:szCs w:val="28"/>
           <w:lang w:val="en-GB"/>
         </w:rPr>
-        <w:t>interact with start here</w:t>
+        <w:t xml:space="preserve">interact with start </w:t>
+      </w:r>
+      <w:proofErr w:type="gramStart"/>
+      <w:r>
+        <w:rPr>
+          <w:sz w:val="28"/>
+          <w:szCs w:val="28"/>
+          <w:lang w:val="en-GB"/>
+        </w:rPr>
+        <w:t>here</w:t>
       </w:r>
       <w:r>
         <w:rPr>
@@ -2358,7 +3374,16 @@
           <w:szCs w:val="28"/>
           <w:lang w:val="en-GB"/>
         </w:rPr>
-        <w:t xml:space="preserve">.The header element </w:t>
+        <w:t>.The</w:t>
+      </w:r>
+      <w:proofErr w:type="gramEnd"/>
+      <w:r>
+        <w:rPr>
+          <w:sz w:val="28"/>
+          <w:szCs w:val="28"/>
+          <w:lang w:val="en-GB"/>
+        </w:rPr>
+        <w:t xml:space="preserve"> header element </w:t>
       </w:r>
       <w:r>
         <w:rPr>
@@ -2390,65 +3415,95 @@
           <w:szCs w:val="28"/>
           <w:lang w:val="en-GB"/>
         </w:rPr>
-        <w:t xml:space="preserve"> element </w:t>
-      </w:r>
-      <w:r>
-        <w:rPr>
+        <w:t xml:space="preserve"> element which creates a responsive navigation bar</w:t>
+      </w:r>
+      <w:r>
+        <w:rPr>
+          <w:sz w:val="28"/>
+          <w:szCs w:val="28"/>
+          <w:lang w:val="en-GB"/>
+        </w:rPr>
+        <w:t xml:space="preserve"> which also use bootstrap </w:t>
+      </w:r>
+      <w:proofErr w:type="spellStart"/>
+      <w:r>
+        <w:rPr>
+          <w:sz w:val="28"/>
+          <w:szCs w:val="28"/>
+          <w:lang w:val="en-GB"/>
+        </w:rPr>
+        <w:t>clasess</w:t>
+      </w:r>
+      <w:proofErr w:type="spellEnd"/>
+      <w:r>
+        <w:rPr>
+          <w:sz w:val="28"/>
+          <w:szCs w:val="28"/>
+          <w:lang w:val="en-GB"/>
+        </w:rPr>
+        <w:t xml:space="preserve">. </w:t>
+      </w:r>
+      <w:proofErr w:type="gramStart"/>
+      <w:r>
+        <w:rPr>
+          <w:sz w:val="28"/>
+          <w:szCs w:val="28"/>
+          <w:lang w:val="en-GB"/>
+        </w:rPr>
+        <w:t>Div  elements</w:t>
+      </w:r>
+      <w:proofErr w:type="gramEnd"/>
+      <w:r>
+        <w:rPr>
+          <w:sz w:val="28"/>
+          <w:szCs w:val="28"/>
+          <w:lang w:val="en-GB"/>
+        </w:rPr>
+        <w:t xml:space="preserve"> </w:t>
+      </w:r>
+      <w:proofErr w:type="gramStart"/>
+      <w:r>
+        <w:rPr>
+          <w:sz w:val="28"/>
+          <w:szCs w:val="28"/>
+          <w:lang w:val="en-GB"/>
+        </w:rPr>
+        <w:t>wraps</w:t>
+      </w:r>
+      <w:proofErr w:type="gramEnd"/>
+      <w:r>
+        <w:rPr>
+          <w:sz w:val="28"/>
+          <w:szCs w:val="28"/>
+          <w:lang w:val="en-GB"/>
+        </w:rPr>
+        <w:t xml:space="preserve"> ul links that will hold up navigation links</w:t>
+      </w:r>
+      <w:r>
+        <w:rPr>
+          <w:sz w:val="28"/>
+          <w:szCs w:val="28"/>
+          <w:lang w:val="en-GB"/>
+        </w:rPr>
+        <w:t>.</w:t>
+      </w:r>
+    </w:p>
+    <w:p>
+      <w:pPr>
+        <w:rPr>
+          <w:sz w:val="28"/>
+          <w:szCs w:val="28"/>
+          <w:lang w:val="en-GB"/>
+        </w:rPr>
+      </w:pPr>
+      <w:r>
+        <w:rPr>
+          <w:noProof/>
           <w:sz w:val="28"/>
           <w:szCs w:val="28"/>
           <w:lang w:val="en-GB"/>
         </w:rPr>
         <w:lastRenderedPageBreak/>
-        <w:t>which creates a responsive navigation bar</w:t>
-      </w:r>
-      <w:r>
-        <w:rPr>
-          <w:sz w:val="28"/>
-          <w:szCs w:val="28"/>
-          <w:lang w:val="en-GB"/>
-        </w:rPr>
-        <w:t xml:space="preserve"> which also use bootstrap clasess</w:t>
-      </w:r>
-      <w:r>
-        <w:rPr>
-          <w:sz w:val="28"/>
-          <w:szCs w:val="28"/>
-          <w:lang w:val="en-GB"/>
-        </w:rPr>
-        <w:t>. Div  elements wraps</w:t>
-      </w:r>
-      <w:r>
-        <w:rPr>
-          <w:sz w:val="28"/>
-          <w:szCs w:val="28"/>
-          <w:lang w:val="en-GB"/>
-        </w:rPr>
-        <w:t xml:space="preserve"> ul links that will hold up navigation links</w:t>
-      </w:r>
-      <w:r>
-        <w:rPr>
-          <w:sz w:val="28"/>
-          <w:szCs w:val="28"/>
-          <w:lang w:val="en-GB"/>
-        </w:rPr>
-        <w:t>.</w:t>
-      </w:r>
-    </w:p>
-    <w:p>
-      <w:pPr>
-        <w:rPr>
-          <w:sz w:val="28"/>
-          <w:szCs w:val="28"/>
-          <w:lang w:val="en-GB"/>
-        </w:rPr>
-      </w:pPr>
-      <w:r>
-        <w:rPr>
-          <w:noProof/>
-          <w:sz w:val="28"/>
-          <w:szCs w:val="28"/>
-          <w:lang w:val="en-GB"/>
-        </w:rPr>
         <w:drawing>
           <wp:inline distT="0" distB="0" distL="0" distR="0" wp14:anchorId="3CA7F632" wp14:editId="0DD9C71E">
             <wp:extent cx="5731510" cy="826770"/>
@@ -2465,7 +3520,7 @@
                     <pic:cNvPicPr/>
                   </pic:nvPicPr>
                   <pic:blipFill>
-                    <a:blip r:embed="rId20">
+                    <a:blip r:embed="rId25">
                       <a:extLst>
                         <a:ext uri="{28A0092B-C50C-407E-A947-70E740481C1C}">
                           <a14:useLocalDpi xmlns:a14="http://schemas.microsoft.com/office/drawing/2010/main" val="0"/>
@@ -2520,13 +3575,21 @@
         <w:t>T</w:t>
       </w:r>
       <w:r>
-        <w:t>hese li</w:t>
+        <w:t xml:space="preserve">hese </w:t>
+      </w:r>
+      <w:proofErr w:type="gramStart"/>
+      <w:r>
+        <w:t>li</w:t>
       </w:r>
       <w:r>
         <w:t>nks</w:t>
       </w:r>
       <w:r>
-        <w:t xml:space="preserve"> items form the complete site navigation, allowing users </w:t>
+        <w:t xml:space="preserve"> items</w:t>
+      </w:r>
+      <w:proofErr w:type="gramEnd"/>
+      <w:r>
+        <w:t xml:space="preserve"> form the complete site navigation, allowing users </w:t>
       </w:r>
       <w:r>
         <w:t>to browse the website freely and easily.</w:t>
@@ -2539,7 +3602,7 @@
           <w:noProof/>
         </w:rPr>
         <w:drawing>
-          <wp:inline distT="0" distB="0" distL="0" distR="0" wp14:anchorId="0E99B766" wp14:editId="0A1041A9">
+          <wp:inline distT="0" distB="0" distL="0" distR="0" wp14:anchorId="0E99B766" wp14:editId="39C69108">
             <wp:extent cx="5731510" cy="1899285"/>
             <wp:effectExtent l="0" t="0" r="2540" b="5715"/>
             <wp:docPr id="1550482689" name="Picture 6"/>
@@ -2554,7 +3617,7 @@
                     <pic:cNvPicPr/>
                   </pic:nvPicPr>
                   <pic:blipFill>
-                    <a:blip r:embed="rId21" cstate="print">
+                    <a:blip r:embed="rId26" cstate="print">
                       <a:extLst>
                         <a:ext uri="{28A0092B-C50C-407E-A947-70E740481C1C}">
                           <a14:useLocalDpi xmlns:a14="http://schemas.microsoft.com/office/drawing/2010/main" val="0"/>
@@ -2910,7 +3973,7 @@
                     <pic:cNvPicPr/>
                   </pic:nvPicPr>
                   <pic:blipFill>
-                    <a:blip r:embed="rId22">
+                    <a:blip r:embed="rId27">
                       <a:extLst>
                         <a:ext uri="{28A0092B-C50C-407E-A947-70E740481C1C}">
                           <a14:useLocalDpi xmlns:a14="http://schemas.microsoft.com/office/drawing/2010/main" val="0"/>
@@ -2965,16 +4028,17 @@
           <w:szCs w:val="28"/>
           <w:lang w:val="en-GB"/>
         </w:rPr>
-        <w:t xml:space="preserve"> class</w:t>
-      </w:r>
-      <w:r>
-        <w:rPr>
-          <w:sz w:val="28"/>
-          <w:szCs w:val="28"/>
-          <w:lang w:val="en-GB"/>
-        </w:rPr>
         <w:t xml:space="preserve"> </w:t>
       </w:r>
+      <w:proofErr w:type="gramStart"/>
+      <w:r>
+        <w:rPr>
+          <w:sz w:val="28"/>
+          <w:szCs w:val="28"/>
+          <w:lang w:val="en-GB"/>
+        </w:rPr>
+        <w:t>class</w:t>
+      </w:r>
       <w:r>
         <w:rPr>
           <w:sz w:val="28"/>
@@ -2989,7 +4053,24 @@
           <w:szCs w:val="28"/>
           <w:lang w:val="en-GB"/>
         </w:rPr>
-        <w:t>card as the outer box</w:t>
+        <w:t xml:space="preserve"> </w:t>
+      </w:r>
+      <w:r>
+        <w:rPr>
+          <w:sz w:val="28"/>
+          <w:szCs w:val="28"/>
+          <w:lang w:val="en-GB"/>
+        </w:rPr>
+        <w:t>card</w:t>
+      </w:r>
+      <w:proofErr w:type="gramEnd"/>
+      <w:r>
+        <w:rPr>
+          <w:sz w:val="28"/>
+          <w:szCs w:val="28"/>
+          <w:lang w:val="en-GB"/>
+        </w:rPr>
+        <w:t xml:space="preserve"> as the outer box</w:t>
       </w:r>
       <w:r>
         <w:rPr>
@@ -3162,7 +4243,7 @@
                     <pic:cNvPicPr/>
                   </pic:nvPicPr>
                   <pic:blipFill>
-                    <a:blip r:embed="rId23">
+                    <a:blip r:embed="rId28">
                       <a:extLst>
                         <a:ext uri="{28A0092B-C50C-407E-A947-70E740481C1C}">
                           <a14:useLocalDpi xmlns:a14="http://schemas.microsoft.com/office/drawing/2010/main" val="0"/>
@@ -3706,7 +4787,7 @@
         <w:rFonts w:asciiTheme="minorHAnsi" w:eastAsiaTheme="minorEastAsia" w:hAnsiTheme="minorHAnsi" w:cstheme="minorBidi"/>
         <w:sz w:val="21"/>
         <w:szCs w:val="21"/>
-        <w:lang w:eastAsia="en-US" w:bidi="ar-SA"/>
+        <w:lang w:val="en-US" w:eastAsia="en-US" w:bidi="ar-SA"/>
       </w:rPr>
     </w:rPrDefault>
     <w:pPrDefault>
@@ -4791,6 +5872,29 @@
       <w:outlineLvl w:val="9"/>
     </w:pPr>
   </w:style>
+  <w:style w:type="character" w:styleId="Hyperlink">
+    <w:name w:val="Hyperlink"/>
+    <w:basedOn w:val="DefaultParagraphFont"/>
+    <w:uiPriority w:val="99"/>
+    <w:unhideWhenUsed/>
+    <w:rsid w:val="003340DD"/>
+    <w:rPr>
+      <w:color w:val="0563C1" w:themeColor="hyperlink"/>
+      <w:u w:val="single"/>
+    </w:rPr>
+  </w:style>
+  <w:style w:type="character" w:styleId="UnresolvedMention">
+    <w:name w:val="Unresolved Mention"/>
+    <w:basedOn w:val="DefaultParagraphFont"/>
+    <w:uiPriority w:val="99"/>
+    <w:semiHidden/>
+    <w:unhideWhenUsed/>
+    <w:rsid w:val="003340DD"/>
+    <w:rPr>
+      <w:color w:val="605E5C"/>
+      <w:shd w:val="clear" w:color="auto" w:fill="E1DFDD"/>
+    </w:rPr>
+  </w:style>
 </w:styles>
 </file>
 
@@ -5056,6 +6160,15 @@
 </file>
 
 <file path=customXml/item1.xml><?xml version="1.0" encoding="utf-8"?>
+<?mso-contentType ?>
+<FormTemplates xmlns="http://schemas.microsoft.com/sharepoint/v3/contenttype/forms">
+  <Display>DocumentLibraryForm</Display>
+  <Edit>DocumentLibraryForm</Edit>
+  <New>DocumentLibraryForm</New>
+</FormTemplates>
+</file>
+
+<file path=customXml/item2.xml><?xml version="1.0" encoding="utf-8"?>
 <p:properties xmlns:p="http://schemas.microsoft.com/office/2006/metadata/properties" xmlns:xsi="http://www.w3.org/2001/XMLSchema-instance" xmlns:pc="http://schemas.microsoft.com/office/infopath/2007/PartnerControls">
   <documentManagement>
     <TaxCatchAll xmlns="4e843bf0-1e3b-45d2-b4d0-b2deac689630" xsi:nil="true"/>
@@ -5065,15 +6178,6 @@
     </lcf76f155ced4ddcb4097134ff3c332f>
   </documentManagement>
 </p:properties>
-</file>
-
-<file path=customXml/item2.xml><?xml version="1.0" encoding="utf-8"?>
-<?mso-contentType ?>
-<FormTemplates xmlns="http://schemas.microsoft.com/sharepoint/v3/contenttype/forms">
-  <Display>DocumentLibraryForm</Display>
-  <Edit>DocumentLibraryForm</Edit>
-  <New>DocumentLibraryForm</New>
-</FormTemplates>
 </file>
 
 <file path=customXml/item3.xml><?xml version="1.0" encoding="utf-8"?>
@@ -5272,20 +6376,20 @@
 </file>
 
 <file path=customXml/itemProps1.xml><?xml version="1.0" encoding="utf-8"?>
+<ds:datastoreItem xmlns:ds="http://schemas.openxmlformats.org/officeDocument/2006/customXml" ds:itemID="{50487138-65E9-4B2D-BC55-1A462DFDB2CD}">
+  <ds:schemaRefs>
+    <ds:schemaRef ds:uri="http://schemas.microsoft.com/sharepoint/v3/contenttype/forms"/>
+  </ds:schemaRefs>
+</ds:datastoreItem>
+</file>
+
+<file path=customXml/itemProps2.xml><?xml version="1.0" encoding="utf-8"?>
 <ds:datastoreItem xmlns:ds="http://schemas.openxmlformats.org/officeDocument/2006/customXml" ds:itemID="{8F12B27C-D8F4-4995-BF5E-A1EE3F88E5EF}">
   <ds:schemaRefs>
     <ds:schemaRef ds:uri="http://schemas.microsoft.com/office/2006/metadata/properties"/>
     <ds:schemaRef ds:uri="http://schemas.microsoft.com/office/infopath/2007/PartnerControls"/>
     <ds:schemaRef ds:uri="4e843bf0-1e3b-45d2-b4d0-b2deac689630"/>
     <ds:schemaRef ds:uri="b19bb235-aac4-4d65-9aa2-edd54952ae55"/>
-  </ds:schemaRefs>
-</ds:datastoreItem>
-</file>
-
-<file path=customXml/itemProps2.xml><?xml version="1.0" encoding="utf-8"?>
-<ds:datastoreItem xmlns:ds="http://schemas.openxmlformats.org/officeDocument/2006/customXml" ds:itemID="{50487138-65E9-4B2D-BC55-1A462DFDB2CD}">
-  <ds:schemaRefs>
-    <ds:schemaRef ds:uri="http://schemas.microsoft.com/sharepoint/v3/contenttype/forms"/>
   </ds:schemaRefs>
 </ds:datastoreItem>
 </file>
